--- a/public/resume.docx
+++ b/public/resume.docx
@@ -7,6 +7,8 @@
         <w:pStyle w:val="Title"/>
         <w:rPr>
           <w:rFonts w:ascii="Poltawski Nowy" w:hAnsi="Poltawski Nowy"/>
+          <w:spacing w:val="-2"/>
+          <w:w w:val="105"/>
         </w:rPr>
       </w:pPr>
       <w:r>
@@ -48,16 +50,22 @@
         <w:spacing w:before="107" w:line="266" w:lineRule="auto"/>
         <w:ind w:left="2160" w:right="1787" w:firstLine="0"/>
         <w:jc w:val="center"/>
-        <w:rPr>
-          <w:rFonts w:ascii="Old Standard TT" w:hAnsi="Old Standard TT"/>
-        </w:rPr>
-      </w:pPr>
-      <w:r>
-        <w:rPr>
-          <w:rFonts w:ascii="Old Standard TT" w:hAnsi="Old Standard TT"/>
-        </w:rPr>
-        <w:t xml:space="preserve">Meparamabath </w:t>
-      </w:r>
+      </w:pPr>
+      <w:proofErr w:type="spellStart"/>
+      <w:r>
+        <w:rPr>
+          <w:rFonts w:ascii="Old Standard TT" w:hAnsi="Old Standard TT"/>
+        </w:rPr>
+        <w:t>Meparamabath</w:t>
+      </w:r>
+      <w:proofErr w:type="spellEnd"/>
+      <w:r>
+        <w:rPr>
+          <w:rFonts w:ascii="Old Standard TT" w:hAnsi="Old Standard TT"/>
+        </w:rPr>
+        <w:t xml:space="preserve"> </w:t>
+      </w:r>
+      <w:proofErr w:type="spellStart"/>
       <w:r>
         <w:rPr>
           <w:rFonts w:ascii="Old Standard TT" w:hAnsi="Old Standard TT"/>
@@ -68,7 +76,21 @@
         <w:rPr>
           <w:rFonts w:ascii="Old Standard TT" w:hAnsi="Old Standard TT"/>
         </w:rPr>
-        <w:t>Illathuthazham Vallikunnu</w:t>
+        <w:t>Illathuthazham</w:t>
+      </w:r>
+      <w:proofErr w:type="spellEnd"/>
+      <w:r>
+        <w:rPr>
+          <w:rFonts w:ascii="Old Standard TT" w:hAnsi="Old Standard TT"/>
+        </w:rPr>
+        <w:t xml:space="preserve"> </w:t>
+      </w:r>
+      <w:proofErr w:type="spellStart"/>
+      <w:r>
+        <w:rPr>
+          <w:rFonts w:ascii="Old Standard TT" w:hAnsi="Old Standard TT"/>
+        </w:rPr>
+        <w:t>Vallikunnu</w:t>
       </w:r>
       <w:r>
         <w:rPr>
@@ -76,12 +98,21 @@
         </w:rPr>
         <w:t>,PO</w:t>
       </w:r>
-      <w:r>
-        <w:rPr>
-          <w:rFonts w:ascii="Old Standard TT" w:hAnsi="Old Standard TT"/>
-        </w:rPr>
-        <w:t xml:space="preserve"> Pantheerankavu</w:t>
-      </w:r>
+      <w:proofErr w:type="spellEnd"/>
+      <w:r>
+        <w:rPr>
+          <w:rFonts w:ascii="Old Standard TT" w:hAnsi="Old Standard TT"/>
+        </w:rPr>
+        <w:t xml:space="preserve"> </w:t>
+      </w:r>
+      <w:proofErr w:type="spellStart"/>
+      <w:r>
+        <w:rPr>
+          <w:rFonts w:ascii="Old Standard TT" w:hAnsi="Old Standard TT"/>
+        </w:rPr>
+        <w:t>Pantheerankavu</w:t>
+      </w:r>
+      <w:proofErr w:type="spellEnd"/>
       <w:r>
         <w:rPr>
           <w:rFonts w:ascii="Old Standard TT" w:hAnsi="Old Standard TT"/>
@@ -181,7 +212,7 @@
             <w:rFonts w:ascii="Old Standard TT" w:hAnsi="Old Standard TT"/>
             <w:color w:val="0000FF"/>
           </w:rPr>
-          <w:t>Profile</w:t>
+          <w:t>Portfolio Link</w:t>
         </w:r>
       </w:hyperlink>
     </w:p>
@@ -480,7 +511,39 @@
           <w:rFonts w:ascii="Old Standard TT" w:hAnsi="Old Standard TT"/>
           <w:w w:val="110"/>
         </w:rPr>
-        <w:t>Selenium, Taiko, Jmeter, Maven, TestNg,</w:t>
+        <w:t xml:space="preserve">Selenium, Taiko, </w:t>
+      </w:r>
+      <w:proofErr w:type="spellStart"/>
+      <w:r>
+        <w:rPr>
+          <w:rFonts w:ascii="Old Standard TT" w:hAnsi="Old Standard TT"/>
+          <w:w w:val="110"/>
+        </w:rPr>
+        <w:t>Jmeter</w:t>
+      </w:r>
+      <w:proofErr w:type="spellEnd"/>
+      <w:r>
+        <w:rPr>
+          <w:rFonts w:ascii="Old Standard TT" w:hAnsi="Old Standard TT"/>
+          <w:w w:val="110"/>
+        </w:rPr>
+        <w:t xml:space="preserve">, Maven, </w:t>
+      </w:r>
+      <w:proofErr w:type="spellStart"/>
+      <w:r>
+        <w:rPr>
+          <w:rFonts w:ascii="Old Standard TT" w:hAnsi="Old Standard TT"/>
+          <w:w w:val="110"/>
+        </w:rPr>
+        <w:t>TestNg</w:t>
+      </w:r>
+      <w:proofErr w:type="spellEnd"/>
+      <w:r>
+        <w:rPr>
+          <w:rFonts w:ascii="Old Standard TT" w:hAnsi="Old Standard TT"/>
+          <w:w w:val="110"/>
+        </w:rPr>
+        <w:t>,</w:t>
       </w:r>
       <w:r>
         <w:rPr>
@@ -1437,17 +1500,7 @@
           <w:rFonts w:ascii="Old Standard TT" w:hAnsi="Old Standard TT"/>
           <w:w w:val="110"/>
         </w:rPr>
-        <w:t>Headquartered in New York and operating for over 165 years, Travelers is renowned for its innovation, customer-centric approach, and strong presence in the insurance industry.</w:t>
-      </w:r>
-      <w:r>
-        <w:t xml:space="preserve"> </w:t>
-      </w:r>
-      <w:r>
-        <w:rPr>
-          <w:rFonts w:ascii="Old Standard TT" w:hAnsi="Old Standard TT"/>
-          <w:w w:val="110"/>
-        </w:rPr>
-        <w:t xml:space="preserve">Travelers offers comprehensive insurance solutions, with </w:t>
+        <w:t xml:space="preserve">Headquartered in New York and operating for over 165 years, Travelers is renowned for its innovation, customer-centric approach, </w:t>
       </w:r>
       <w:r>
         <w:rPr>
@@ -1455,7 +1508,17 @@
           <w:w w:val="110"/>
         </w:rPr>
         <w:lastRenderedPageBreak/>
-        <w:t>a strong focus on technology-driven services and risk management for both individuals and corporations</w:t>
+        <w:t>and strong presence in the insurance industry.</w:t>
+      </w:r>
+      <w:r>
+        <w:t xml:space="preserve"> </w:t>
+      </w:r>
+      <w:r>
+        <w:rPr>
+          <w:rFonts w:ascii="Old Standard TT" w:hAnsi="Old Standard TT"/>
+          <w:w w:val="110"/>
+        </w:rPr>
+        <w:t>Travelers offers comprehensive insurance solutions, with a strong focus on technology-driven services and risk management for both individuals and corporations</w:t>
       </w:r>
       <w:r>
         <w:t xml:space="preserve"> </w:t>
